--- a/Docs/SCI_SE_01.ProjectProposal.docx
+++ b/Docs/SCI_SE_01.ProjectProposal.docx
@@ -1335,8 +1335,6 @@
             <w:r>
               <w:t>Hồ Gia Huy</w:t>
             </w:r>
-            <w:bookmarkStart w:id="10" w:name="_GoBack"/>
-            <w:bookmarkEnd w:id="10"/>
           </w:p>
         </w:tc>
       </w:tr>
@@ -1353,8 +1351,8 @@
                 <w:b/>
               </w:rPr>
             </w:pPr>
-            <w:bookmarkStart w:id="11" w:name="_heading=h.30j0zll" w:colFirst="0" w:colLast="0"/>
-            <w:bookmarkEnd w:id="11"/>
+            <w:bookmarkStart w:id="10" w:name="_heading=h.30j0zll" w:colFirst="0" w:colLast="0"/>
+            <w:bookmarkEnd w:id="10"/>
             <w:r>
               <w:rPr>
                 <w:b/>
@@ -2159,6 +2157,64 @@
             </w:r>
             <w:r>
               <w:t>6</w:t>
+            </w:r>
+          </w:p>
+        </w:tc>
+        <w:tc>
+          <w:tcPr>
+            <w:tcW w:w="2160" w:type="dxa"/>
+          </w:tcPr>
+          <w:p>
+            <w:pPr>
+              <w:spacing w:line="360" w:lineRule="auto"/>
+              <w:jc w:val="center"/>
+            </w:pPr>
+            <w:r>
+              <w:t>Chỉnh sửa tài liệu</w:t>
+            </w:r>
+          </w:p>
+        </w:tc>
+      </w:tr>
+      <w:tr>
+        <w:tc>
+          <w:tcPr>
+            <w:tcW w:w="2171" w:type="dxa"/>
+          </w:tcPr>
+          <w:p>
+            <w:pPr>
+              <w:spacing w:line="360" w:lineRule="auto"/>
+              <w:jc w:val="center"/>
+            </w:pPr>
+            <w:r>
+              <w:t>1.2</w:t>
+            </w:r>
+          </w:p>
+        </w:tc>
+        <w:tc>
+          <w:tcPr>
+            <w:tcW w:w="2509" w:type="dxa"/>
+          </w:tcPr>
+          <w:p>
+            <w:pPr>
+              <w:spacing w:line="360" w:lineRule="auto"/>
+              <w:jc w:val="center"/>
+            </w:pPr>
+            <w:r>
+              <w:t>Huỳnh Đăng Quốc</w:t>
+            </w:r>
+          </w:p>
+        </w:tc>
+        <w:tc>
+          <w:tcPr>
+            <w:tcW w:w="2114" w:type="dxa"/>
+          </w:tcPr>
+          <w:p>
+            <w:pPr>
+              <w:spacing w:line="360" w:lineRule="auto"/>
+              <w:jc w:val="center"/>
+            </w:pPr>
+            <w:r>
+              <w:t>21/04/2026</w:t>
             </w:r>
           </w:p>
         </w:tc>
@@ -3303,16 +3359,14 @@
         <w:spacing w:before="240" w:after="0"/>
         <w:jc w:val="center"/>
         <w:rPr>
-          <w:b/>
-          <w:color w:val="2E75B5"/>
+          <w:bCs/>
           <w:sz w:val="32"/>
           <w:szCs w:val="32"/>
         </w:rPr>
       </w:pPr>
       <w:r>
         <w:rPr>
-          <w:b/>
-          <w:color w:val="2E75B5"/>
+          <w:bCs/>
           <w:sz w:val="32"/>
           <w:szCs w:val="32"/>
         </w:rPr>
@@ -5372,7 +5426,7 @@
       <w:r>
         <w:br w:type="page"/>
       </w:r>
-      <w:bookmarkStart w:id="12" w:name="_Toc224246480"/>
+      <w:bookmarkStart w:id="11" w:name="_Toc224246480"/>
       <w:r>
         <w:rPr>
           <w:rFonts w:ascii="Times New Roman" w:eastAsia="Times New Roman" w:hAnsi="Times New Roman" w:cs="Times New Roman"/>
@@ -5384,7 +5438,7 @@
         <w:lastRenderedPageBreak/>
         <w:t>GIỚI THIỆU</w:t>
       </w:r>
-      <w:bookmarkEnd w:id="12"/>
+      <w:bookmarkEnd w:id="11"/>
     </w:p>
     <w:p>
       <w:pPr>
@@ -5401,7 +5455,7 @@
           <w:color w:val="000000"/>
         </w:rPr>
       </w:pPr>
-      <w:bookmarkStart w:id="13" w:name="_Toc224246481"/>
+      <w:bookmarkStart w:id="12" w:name="_Toc224246481"/>
       <w:r>
         <w:rPr>
           <w:rFonts w:ascii="Times New Roman" w:eastAsia="Times New Roman" w:hAnsi="Times New Roman" w:cs="Times New Roman"/>
@@ -5410,7 +5464,7 @@
         </w:rPr>
         <w:t>Mục đích</w:t>
       </w:r>
-      <w:bookmarkEnd w:id="13"/>
+      <w:bookmarkEnd w:id="12"/>
     </w:p>
     <w:p>
       <w:pPr>
@@ -5508,7 +5562,7 @@
           <w:color w:val="000000"/>
         </w:rPr>
       </w:pPr>
-      <w:bookmarkStart w:id="14" w:name="_Toc224246482"/>
+      <w:bookmarkStart w:id="13" w:name="_Toc224246482"/>
       <w:r>
         <w:rPr>
           <w:rFonts w:ascii="Times New Roman" w:eastAsia="Times New Roman" w:hAnsi="Times New Roman" w:cs="Times New Roman"/>
@@ -5517,7 +5571,7 @@
         </w:rPr>
         <w:t>Phạm vi</w:t>
       </w:r>
-      <w:bookmarkEnd w:id="14"/>
+      <w:bookmarkEnd w:id="13"/>
     </w:p>
     <w:p>
       <w:pPr>
@@ -5539,7 +5593,7 @@
           <w:color w:val="000000"/>
         </w:rPr>
       </w:pPr>
-      <w:bookmarkStart w:id="15" w:name="_Hlk222774710"/>
+      <w:bookmarkStart w:id="14" w:name="_Hlk222774710"/>
       <w:r>
         <w:rPr>
           <w:color w:val="000000"/>
@@ -5616,8 +5670,8 @@
           <w:color w:val="000000"/>
         </w:rPr>
       </w:pPr>
-      <w:bookmarkStart w:id="16" w:name="_Toc224246483"/>
-      <w:bookmarkEnd w:id="15"/>
+      <w:bookmarkStart w:id="15" w:name="_Toc224246483"/>
+      <w:bookmarkEnd w:id="14"/>
       <w:r>
         <w:rPr>
           <w:rFonts w:ascii="Times New Roman" w:eastAsia="Times New Roman" w:hAnsi="Times New Roman" w:cs="Times New Roman"/>
@@ -5626,7 +5680,7 @@
         </w:rPr>
         <w:t>Tham khảo</w:t>
       </w:r>
-      <w:bookmarkEnd w:id="16"/>
+      <w:bookmarkEnd w:id="15"/>
     </w:p>
     <w:p>
       <w:pPr>
@@ -6172,7 +6226,7 @@
           <w:szCs w:val="26"/>
         </w:rPr>
       </w:pPr>
-      <w:bookmarkStart w:id="17" w:name="_Toc224246484"/>
+      <w:bookmarkStart w:id="16" w:name="_Toc224246484"/>
       <w:r>
         <w:rPr>
           <w:rFonts w:ascii="Times New Roman" w:eastAsia="Times New Roman" w:hAnsi="Times New Roman" w:cs="Times New Roman"/>
@@ -6184,7 +6238,7 @@
         <w:lastRenderedPageBreak/>
         <w:t>TỔNG QUAN DỰ ÁN</w:t>
       </w:r>
-      <w:bookmarkEnd w:id="17"/>
+      <w:bookmarkEnd w:id="16"/>
     </w:p>
     <w:p>
       <w:pPr>
@@ -6201,7 +6255,7 @@
           <w:color w:val="000000"/>
         </w:rPr>
       </w:pPr>
-      <w:bookmarkStart w:id="18" w:name="_Toc224246485"/>
+      <w:bookmarkStart w:id="17" w:name="_Toc224246485"/>
       <w:r>
         <w:rPr>
           <w:rFonts w:ascii="Times New Roman" w:eastAsia="Times New Roman" w:hAnsi="Times New Roman" w:cs="Times New Roman"/>
@@ -6210,8 +6264,8 @@
         </w:rPr>
         <w:t>Lý do chọn đề tài</w:t>
       </w:r>
-      <w:bookmarkStart w:id="19" w:name="_Hlk223344233"/>
-      <w:bookmarkEnd w:id="18"/>
+      <w:bookmarkStart w:id="18" w:name="_Hlk223344233"/>
+      <w:bookmarkEnd w:id="17"/>
     </w:p>
     <w:p>
       <w:pPr>
@@ -6307,8 +6361,8 @@
         </w:rPr>
         <w:t xml:space="preserve"> sẽ giúp quá trình chọn ghế trở nên trực quan, sinh động và mang tính thực tế cao hơn, từ đó nâng cao chất lượng trải nghiệm của khách hàng</w:t>
       </w:r>
-      <w:bookmarkStart w:id="20" w:name="_Hlk223344363"/>
-      <w:bookmarkEnd w:id="19"/>
+      <w:bookmarkStart w:id="19" w:name="_Hlk223344363"/>
+      <w:bookmarkEnd w:id="18"/>
       <w:r>
         <w:rPr>
           <w:rFonts w:asciiTheme="majorHAnsi" w:hAnsiTheme="majorHAnsi" w:cstheme="majorHAnsi"/>
@@ -6336,14 +6390,14 @@
         </w:rPr>
         <w:t>Ở góc độ vận hành, các rạp phim vẫn còn gặp nhiều hạn chế trong quản lý suất chiếu, phòng chiếu và tình trạng ghế khi hệ thống thiếu đồng bộ hoặc còn thủ công, làm tăng nguy cơ sai sót và giảm hiệu quả quản lý</w:t>
       </w:r>
-      <w:bookmarkEnd w:id="20"/>
+      <w:bookmarkEnd w:id="19"/>
       <w:r>
         <w:rPr>
           <w:color w:val="000000" w:themeColor="text1"/>
         </w:rPr>
         <w:t>.</w:t>
       </w:r>
-      <w:bookmarkStart w:id="21" w:name="_Hlk223344377"/>
+      <w:bookmarkStart w:id="20" w:name="_Hlk223344377"/>
     </w:p>
     <w:p>
       <w:pPr>
@@ -6427,7 +6481,7 @@
         </w:rPr>
         <w:t xml:space="preserve"> được lựa chọn nhằm xây dựng một nền tảng hiện đại, có khả năng hỗ trợ người dùng chủ động thông qua chatbot AI, cung cấp trải nghiệm đặt vé trực quan với mô phỏng phòng chiếu 360°, đồng thời hỗ trợ công tác quản lý của rạp phim một cách hiệu quả và phù hợp với xu hướng chuyển đổi số hiện nay</w:t>
       </w:r>
-      <w:bookmarkEnd w:id="21"/>
+      <w:bookmarkEnd w:id="20"/>
       <w:r>
         <w:rPr>
           <w:color w:val="000000" w:themeColor="text1"/>
@@ -6450,7 +6504,7 @@
           <w:color w:val="000000"/>
         </w:rPr>
       </w:pPr>
-      <w:bookmarkStart w:id="22" w:name="_Toc224246486"/>
+      <w:bookmarkStart w:id="21" w:name="_Toc224246486"/>
       <w:r>
         <w:rPr>
           <w:rFonts w:ascii="Times New Roman" w:eastAsia="Times New Roman" w:hAnsi="Times New Roman" w:cs="Times New Roman"/>
@@ -6459,7 +6513,7 @@
         </w:rPr>
         <w:t>Định nghĩa dự án</w:t>
       </w:r>
-      <w:bookmarkEnd w:id="22"/>
+      <w:bookmarkEnd w:id="21"/>
     </w:p>
     <w:p>
       <w:pPr>
@@ -6682,7 +6736,7 @@
           <w:color w:val="000000"/>
         </w:rPr>
       </w:pPr>
-      <w:bookmarkStart w:id="23" w:name="_Toc224246487"/>
+      <w:bookmarkStart w:id="22" w:name="_Toc224246487"/>
       <w:r>
         <w:rPr>
           <w:rFonts w:ascii="Times New Roman" w:eastAsia="Times New Roman" w:hAnsi="Times New Roman" w:cs="Times New Roman"/>
@@ -6691,7 +6745,7 @@
         </w:rPr>
         <w:t>Giải pháp đề xuất</w:t>
       </w:r>
-      <w:bookmarkEnd w:id="23"/>
+      <w:bookmarkEnd w:id="22"/>
     </w:p>
     <w:p>
       <w:pPr>
@@ -6921,8 +6975,8 @@
         </w:rPr>
         <w:t>: Quy trình Scrum.</w:t>
       </w:r>
-      <w:bookmarkStart w:id="24" w:name="_heading=h.17dp8vu" w:colFirst="0" w:colLast="0"/>
-      <w:bookmarkEnd w:id="24"/>
+      <w:bookmarkStart w:id="23" w:name="_heading=h.17dp8vu" w:colFirst="0" w:colLast="0"/>
+      <w:bookmarkEnd w:id="23"/>
     </w:p>
     <w:p>
       <w:pPr>
@@ -6941,7 +6995,7 @@
           <w:szCs w:val="26"/>
         </w:rPr>
       </w:pPr>
-      <w:bookmarkStart w:id="25" w:name="_Toc224246488"/>
+      <w:bookmarkStart w:id="24" w:name="_Toc224246488"/>
       <w:r>
         <w:rPr>
           <w:rFonts w:ascii="Times New Roman" w:eastAsia="Times New Roman" w:hAnsi="Times New Roman" w:cs="Times New Roman"/>
@@ -6952,7 +7006,7 @@
         </w:rPr>
         <w:t>Mục tiêu dự án</w:t>
       </w:r>
-      <w:bookmarkEnd w:id="25"/>
+      <w:bookmarkEnd w:id="24"/>
     </w:p>
     <w:p>
       <w:pPr>
@@ -7274,13 +7328,7 @@
         <w:rPr>
           <w:color w:val="000000"/>
         </w:rPr>
-        <w:t xml:space="preserve">Cho phép khách hàng </w:t>
-      </w:r>
-      <w:r>
-        <w:rPr>
-          <w:color w:val="000000"/>
-        </w:rPr>
-        <w:t>sử dụng tính năng xem phòng chiếu</w:t>
+        <w:t>Cho phép khách hàng sử dụng tính năng xem phòng chiếu</w:t>
       </w:r>
       <w:r>
         <w:t xml:space="preserve"> </w:t>
@@ -7296,10 +7344,7 @@
         <w:t>360°</w:t>
       </w:r>
       <w:r>
-        <w:t xml:space="preserve"> </w:t>
-      </w:r>
-      <w:r>
-        <w:t>khi chọn ghế</w:t>
+        <w:t xml:space="preserve"> khi chọn ghế</w:t>
       </w:r>
       <w:r>
         <w:rPr>
@@ -7379,7 +7424,7 @@
           <w:szCs w:val="26"/>
         </w:rPr>
       </w:pPr>
-      <w:bookmarkStart w:id="26" w:name="_Toc224246489"/>
+      <w:bookmarkStart w:id="25" w:name="_Toc224246489"/>
       <w:r>
         <w:rPr>
           <w:rFonts w:ascii="Times New Roman" w:eastAsia="Times New Roman" w:hAnsi="Times New Roman" w:cs="Times New Roman"/>
@@ -7391,7 +7436,7 @@
         <w:lastRenderedPageBreak/>
         <w:t>Hoạt động của ứng dụng</w:t>
       </w:r>
-      <w:bookmarkEnd w:id="26"/>
+      <w:bookmarkEnd w:id="25"/>
     </w:p>
     <w:p>
       <w:pPr>
@@ -7914,9 +7959,9 @@
           <w:szCs w:val="26"/>
         </w:rPr>
       </w:pPr>
-      <w:bookmarkStart w:id="27" w:name="_heading=h.lnxbz9" w:colFirst="0" w:colLast="0"/>
-      <w:bookmarkStart w:id="28" w:name="_Toc224246490"/>
-      <w:bookmarkEnd w:id="27"/>
+      <w:bookmarkStart w:id="26" w:name="_heading=h.lnxbz9" w:colFirst="0" w:colLast="0"/>
+      <w:bookmarkStart w:id="27" w:name="_Toc224246490"/>
+      <w:bookmarkEnd w:id="26"/>
       <w:r>
         <w:rPr>
           <w:rFonts w:ascii="Times New Roman" w:eastAsia="Times New Roman" w:hAnsi="Times New Roman" w:cs="Times New Roman"/>
@@ -7927,7 +7972,7 @@
         </w:rPr>
         <w:t>Các chức năng cơ bản của hệ thống</w:t>
       </w:r>
-      <w:bookmarkEnd w:id="28"/>
+      <w:bookmarkEnd w:id="27"/>
     </w:p>
     <w:p>
       <w:pPr>
@@ -8889,6 +8934,36 @@
     </w:p>
     <w:p>
       <w:pPr>
+        <w:numPr>
+          <w:ilvl w:val="0"/>
+          <w:numId w:val="7"/>
+        </w:numPr>
+        <w:pBdr>
+          <w:top w:val="nil"/>
+          <w:left w:val="nil"/>
+          <w:bottom w:val="nil"/>
+          <w:right w:val="nil"/>
+          <w:between w:val="nil"/>
+        </w:pBdr>
+        <w:spacing w:after="0" w:line="360" w:lineRule="auto"/>
+        <w:ind w:left="1560" w:hanging="284"/>
+        <w:jc w:val="both"/>
+        <w:rPr>
+          <w:color w:val="000000"/>
+        </w:rPr>
+      </w:pPr>
+      <w:r>
+        <w:rPr>
+          <w:color w:val="000000"/>
+        </w:rPr>
+        <w:lastRenderedPageBreak/>
+        <w:t>Soát vé</w:t>
+      </w:r>
+      <w:bookmarkStart w:id="28" w:name="_GoBack"/>
+      <w:bookmarkEnd w:id="28"/>
+    </w:p>
+    <w:p>
+      <w:pPr>
         <w:pStyle w:val="Heading3"/>
         <w:numPr>
           <w:ilvl w:val="2"/>
@@ -8913,7 +8988,6 @@
           <w:sz w:val="26"/>
           <w:szCs w:val="26"/>
         </w:rPr>
-        <w:lastRenderedPageBreak/>
         <w:t>Mô tả</w:t>
       </w:r>
       <w:bookmarkEnd w:id="29"/>
@@ -19070,7 +19144,7 @@
 </file>
 
 <file path=customXml/itemProps2.xml><?xml version="1.0" encoding="utf-8"?>
-<ds:datastoreItem xmlns:ds="http://schemas.openxmlformats.org/officeDocument/2006/customXml" ds:itemID="{55F12AAA-3AA6-401F-A82C-AC0E6E194DB5}">
+<ds:datastoreItem xmlns:ds="http://schemas.openxmlformats.org/officeDocument/2006/customXml" ds:itemID="{6E250850-748A-4DCB-80D5-8759BB9D38ED}">
   <ds:schemaRefs>
     <ds:schemaRef ds:uri="http://schemas.openxmlformats.org/officeDocument/2006/bibliography"/>
   </ds:schemaRefs>
